--- a/docs/1PPS_flash_EN_manual_260302.docx
+++ b/docs/1PPS_flash_EN_manual_260302.docx
@@ -789,7 +789,13 @@
         </w:numPr>
       </w:pPr>
       <w:r>
-        <w:t>Operating time approx. 7 hours</w:t>
+        <w:t xml:space="preserve">Operating time approx. </w:t>
+      </w:r>
+      <w:r>
+        <w:t>6</w:t>
+      </w:r>
+      <w:r>
+        <w:t xml:space="preserve"> hours</w:t>
       </w:r>
     </w:p>
     <w:p>

--- a/docs/1PPS_flash_EN_manual_260302.docx
+++ b/docs/1PPS_flash_EN_manual_260302.docx
@@ -1021,7 +1021,19 @@
         <w:rPr>
           <w:lang w:val="en-US"/>
         </w:rPr>
-        <w:t xml:space="preserve">The code is optimised so that the flashes appear less than 100 µs after the pps signal (peak per second) from the GPS. The loop time is less than 0.25 ms. The light signal is therefore delayed by significantly less than 1 ms.  Our own measurements using a DVTI yielded a </w:t>
+        <w:t>The code is optimised so that the flashes appear less than 100 µs after the pps signal (peak per second) from the GPS. The loop time is less than 0.</w:t>
+      </w:r>
+      <w:r>
+        <w:rPr>
+          <w:lang w:val="en-US"/>
+        </w:rPr>
+        <w:t>3</w:t>
+      </w:r>
+      <w:r>
+        <w:rPr>
+          <w:lang w:val="en-US"/>
+        </w:rPr>
+        <w:t xml:space="preserve"> ms. The light signal is therefore delayed by significantly less than 1 ms.  Our own measurements using a DVTI yielded a </w:t>
       </w:r>
       <w:r>
         <w:rPr>
@@ -1105,7 +1117,19 @@
         <w:rPr>
           <w:lang w:val="en-US"/>
         </w:rPr>
-        <w:t>When the battery is fully charged, the device will flash for approx. 7 hours</w:t>
+        <w:t xml:space="preserve">When the battery is fully charged, the device will flash for approx. </w:t>
+      </w:r>
+      <w:r>
+        <w:rPr>
+          <w:lang w:val="en-US"/>
+        </w:rPr>
+        <w:t>6</w:t>
+      </w:r>
+      <w:r>
+        <w:rPr>
+          <w:lang w:val="en-US"/>
+        </w:rPr>
+        <w:t xml:space="preserve"> hours</w:t>
       </w:r>
       <w:r>
         <w:rPr>

--- a/docs/1PPS_flash_EN_manual_260302.docx
+++ b/docs/1PPS_flash_EN_manual_260302.docx
@@ -3999,10 +3999,10 @@
         </w:rPr>
         <w:lastRenderedPageBreak/>
         <w:drawing>
-          <wp:inline distT="0" distB="0" distL="0" distR="0" wp14:anchorId="401E70F2" wp14:editId="02329CAF">
-            <wp:extent cx="5758815" cy="4902835"/>
+          <wp:inline distT="0" distB="0" distL="0" distR="0" wp14:anchorId="783D087E" wp14:editId="1606FF4A">
+            <wp:extent cx="5760720" cy="4730115"/>
             <wp:effectExtent l="0" t="0" r="0" b="0"/>
-            <wp:docPr id="6" name="Picture 1"/>
+            <wp:docPr id="847394118" name="Picture 9"/>
             <wp:cNvGraphicFramePr>
               <a:graphicFrameLocks xmlns:a="http://schemas.openxmlformats.org/drawingml/2006/main" noChangeAspect="1"/>
             </wp:cNvGraphicFramePr>
@@ -4010,7 +4010,7 @@
               <a:graphicData uri="http://schemas.openxmlformats.org/drawingml/2006/picture">
                 <pic:pic xmlns:pic="http://schemas.openxmlformats.org/drawingml/2006/picture">
                   <pic:nvPicPr>
-                    <pic:cNvPr id="0" name="Picture 6"/>
+                    <pic:cNvPr id="0" name="Picture 16"/>
                     <pic:cNvPicPr>
                       <a:picLocks noChangeAspect="1" noChangeArrowheads="1"/>
                     </pic:cNvPicPr>
@@ -4031,7 +4031,7 @@
                   <pic:spPr bwMode="auto">
                     <a:xfrm>
                       <a:off x="0" y="0"/>
-                      <a:ext cx="5758815" cy="4902835"/>
+                      <a:ext cx="5760720" cy="4730115"/>
                     </a:xfrm>
                     <a:prstGeom prst="rect">
                       <a:avLst/>

--- a/docs/1PPS_flash_EN_manual_260302.docx
+++ b/docs/1PPS_flash_EN_manual_260302.docx
@@ -255,13 +255,59 @@
           <w:lang w:val="en-US"/>
         </w:rPr>
       </w:pPr>
-      <w:r>
-        <w:rPr>
-          <w:lang w:val="en-US"/>
-        </w:rPr>
-        <w:t>Optical time stamps in in astronomical videos</w:t>
-      </w:r>
-    </w:p>
+      <w:bookmarkStart w:id="1" w:name="_Hlk223606598"/>
+      <w:r>
+        <w:rPr>
+          <w:lang w:val="en-US"/>
+        </w:rPr>
+        <w:t>Optical time stamps in videos</w:t>
+      </w:r>
+      <w:r>
+        <w:rPr>
+          <w:lang w:val="en-US"/>
+        </w:rPr>
+        <w:t xml:space="preserve"> </w:t>
+      </w:r>
+      <w:bookmarkStart w:id="2" w:name="_Hlk223606474"/>
+      <w:r>
+        <w:rPr>
+          <w:lang w:val="en-US"/>
+        </w:rPr>
+        <w:t>(</w:t>
+      </w:r>
+      <w:r>
+        <w:rPr>
+          <w:lang w:val="en-US"/>
+        </w:rPr>
+        <w:t>n</w:t>
+      </w:r>
+      <w:r>
+        <w:rPr>
+          <w:lang w:val="en-US"/>
+        </w:rPr>
+        <w:t>ight sky or dark area</w:t>
+      </w:r>
+      <w:r>
+        <w:rPr>
+          <w:lang w:val="en-US"/>
+        </w:rPr>
+        <w:t xml:space="preserve">s </w:t>
+      </w:r>
+      <w:bookmarkEnd w:id="2"/>
+      <w:r>
+        <w:rPr>
+          <w:lang w:val="en-US"/>
+        </w:rPr>
+        <w:t>necessary</w:t>
+      </w:r>
+      <w:r>
+        <w:rPr>
+          <w:lang w:val="en-US"/>
+        </w:rPr>
+        <w:t>)</w:t>
+      </w:r>
+    </w:p>
+    <w:bookmarkEnd w:id="1"/>
     <w:p>
       <w:pPr>
         <w:numPr>
@@ -930,14 +976,14 @@
         </w:rPr>
         <w:t>BD</w:t>
       </w:r>
-      <w:bookmarkStart w:id="1" w:name="_Hlk223046218"/>
+      <w:bookmarkStart w:id="3" w:name="_Hlk223046218"/>
       <w:r>
         <w:rPr>
           <w:lang w:val="en-US"/>
         </w:rPr>
         <w:t xml:space="preserve"> (Beidou)</w:t>
       </w:r>
-      <w:bookmarkEnd w:id="1"/>
+      <w:bookmarkEnd w:id="3"/>
       <w:r>
         <w:rPr>
           <w:lang w:val="en-US"/>
@@ -1211,7 +1257,7 @@
         </w:rPr>
         <w:br/>
       </w:r>
-      <w:bookmarkStart w:id="2" w:name="_Hlk221744854"/>
+      <w:bookmarkStart w:id="4" w:name="_Hlk221744854"/>
       <w:r>
         <w:rPr>
           <w:lang w:val="en-US"/>
@@ -1273,9 +1319,9 @@
         </w:rPr>
         <w:t xml:space="preserve">: </w:t>
       </w:r>
-      <w:bookmarkStart w:id="3" w:name="_Hlk221744498"/>
-    </w:p>
-    <w:bookmarkEnd w:id="3"/>
+      <w:bookmarkStart w:id="5" w:name="_Hlk221744498"/>
+    </w:p>
+    <w:bookmarkEnd w:id="5"/>
     <w:p>
       <w:pPr>
         <w:rPr>
@@ -1504,8 +1550,8 @@
           <w:lang w:val="en-US"/>
         </w:rPr>
       </w:pPr>
-      <w:bookmarkStart w:id="4" w:name="_Hlk221744871"/>
-      <w:bookmarkEnd w:id="2"/>
+      <w:bookmarkStart w:id="6" w:name="_Hlk221744871"/>
+      <w:bookmarkEnd w:id="4"/>
       <w:r>
         <w:rPr>
           <w:b/>
@@ -1649,7 +1695,7 @@
         <w:t xml:space="preserve">If you are in a hurry, you must use a manually adjustable flash sequence and synchronize the start yourself with an accurate reference clock (Android: e.g., AtomUhr APP). </w:t>
       </w:r>
     </w:p>
-    <w:bookmarkEnd w:id="4"/>
+    <w:bookmarkEnd w:id="6"/>
     <w:p>
       <w:pPr>
         <w:ind w:firstLine="708"/>
@@ -3275,7 +3321,7 @@
           <w:lang w:val="en-US"/>
         </w:rPr>
       </w:pPr>
-      <w:bookmarkStart w:id="5" w:name="_Hlk222873333"/>
+      <w:bookmarkStart w:id="7" w:name="_Hlk222873333"/>
       <w:r>
         <w:rPr>
           <w:noProof/>
@@ -3340,7 +3386,7 @@
         <w:t>The parity bit is therefore calculated for even parity so that the total number of ones is even.</w:t>
       </w:r>
     </w:p>
-    <w:bookmarkEnd w:id="5"/>
+    <w:bookmarkEnd w:id="7"/>
     <w:p>
       <w:pPr>
         <w:rPr>
@@ -4097,12 +4143,24 @@
           <w:lang w:val="en-US"/>
         </w:rPr>
       </w:pPr>
-      <w:bookmarkStart w:id="6" w:name="_Hlk222747470"/>
-      <w:r>
-        <w:rPr>
-          <w:lang w:val="en-US"/>
-        </w:rPr>
-        <w:t xml:space="preserve">It has been shown that a simple idea can be used to create a cost-effective method for accurate time stamps in astronomical videos in the range of less than a millisecond for any optics. The process of building your own device has been shown in detail [1]. The source code is available [1]. The author provides support in case of problems with parts procurement (suppliers) and has several devices for his own use, which can be borrowed for testing.  </w:t>
+      <w:bookmarkStart w:id="8" w:name="_Hlk222747470"/>
+      <w:r>
+        <w:rPr>
+          <w:lang w:val="en-US"/>
+        </w:rPr>
+        <w:t xml:space="preserve">It has been shown that a simple idea can be used to create a cost-effective method for accurate time stamps in astronomical videos </w:t>
+      </w:r>
+      <w:r>
+        <w:rPr>
+          <w:lang w:val="en-US"/>
+        </w:rPr>
+        <w:t xml:space="preserve">with very dark areas in the picture </w:t>
+      </w:r>
+      <w:r>
+        <w:rPr>
+          <w:lang w:val="en-US"/>
+        </w:rPr>
+        <w:t xml:space="preserve">in the range of less than a millisecond for any optics. The process of building your own device has been shown in detail [1]. The source code is available [1]. The author provides support in case of problems with parts procurement (suppliers) and has several devices for his own use, which can be borrowed for testing.  </w:t>
       </w:r>
     </w:p>
     <w:p>
@@ -4123,7 +4181,7 @@
         <w:t>Sources:</w:t>
       </w:r>
     </w:p>
-    <w:bookmarkEnd w:id="6"/>
+    <w:bookmarkEnd w:id="8"/>
     <w:p>
       <w:pPr>
         <w:rPr>
@@ -4363,8 +4421,8 @@
           <w:bCs/>
         </w:rPr>
       </w:pPr>
-      <w:bookmarkStart w:id="7" w:name="_Hlk222742764"/>
-      <w:bookmarkStart w:id="8" w:name="_Hlk222865613"/>
+      <w:bookmarkStart w:id="9" w:name="_Hlk222742764"/>
+      <w:bookmarkStart w:id="10" w:name="_Hlk222865613"/>
       <w:r>
         <w:rPr>
           <w:b/>
@@ -4396,8 +4454,8 @@
           <w:tcPr>
             <w:tcW w:w="1305" w:type="dxa"/>
           </w:tcPr>
-          <w:bookmarkEnd w:id="7"/>
-          <w:bookmarkEnd w:id="8"/>
+          <w:bookmarkEnd w:id="9"/>
+          <w:bookmarkEnd w:id="10"/>
           <w:p>
             <w:pPr>
               <w:spacing w:after="0"/>
@@ -4774,7 +4832,7 @@
             <w:pPr>
               <w:spacing w:after="0"/>
             </w:pPr>
-            <w:bookmarkStart w:id="9" w:name="_Hlk222865661"/>
+            <w:bookmarkStart w:id="11" w:name="_Hlk222865661"/>
             <w:r>
               <w:t>Arduino NANO</w:t>
             </w:r>
@@ -5352,7 +5410,7 @@
       </w:tr>
     </w:tbl>
     <w:bookmarkEnd w:id="0"/>
-    <w:bookmarkEnd w:id="9"/>
+    <w:bookmarkEnd w:id="11"/>
     <w:p>
       <w:pPr>
         <w:tabs>
